--- a/docs/BaoCao_UML_UseCase.docx
+++ b/docs/BaoCao_UML_UseCase.docx
@@ -811,11 +811,7 @@
           </w:pPr>
           <w:r>
             <w:fldChar w:fldCharType="begin"/>
-          </w:r>
-          <w:r>
             <w:instrText>TOC \h \o "1-3"</w:instrText>
-          </w:r>
-          <w:r>
             <w:fldChar w:fldCharType="separate"/>
           </w:r>
           <w:hyperlink w:anchor="_Toc230145570" w:history="1">
@@ -831,40 +827,10 @@
                 <w:noProof/>
               </w:rPr>
               <w:tab/>
-            </w:r>
-            <w:r>
-              <w:rPr>
-                <w:noProof/>
-              </w:rPr>
               <w:fldChar w:fldCharType="begin"/>
-            </w:r>
-            <w:r>
-              <w:rPr>
-                <w:noProof/>
-              </w:rPr>
               <w:instrText xml:space="preserve"> PAGEREF _Toc230145570 \h </w:instrText>
-            </w:r>
-            <w:r>
-              <w:rPr>
-                <w:noProof/>
-              </w:rPr>
-            </w:r>
-            <w:r>
-              <w:rPr>
-                <w:noProof/>
-              </w:rPr>
               <w:fldChar w:fldCharType="separate"/>
-            </w:r>
-            <w:r>
-              <w:rPr>
-                <w:noProof/>
-              </w:rPr>
               <w:t>3</w:t>
-            </w:r>
-            <w:r>
-              <w:rPr>
-                <w:noProof/>
-              </w:rPr>
               <w:fldChar w:fldCharType="end"/>
             </w:r>
           </w:hyperlink>
@@ -892,40 +858,10 @@
                 <w:noProof/>
               </w:rPr>
               <w:tab/>
-            </w:r>
-            <w:r>
-              <w:rPr>
-                <w:noProof/>
-              </w:rPr>
               <w:fldChar w:fldCharType="begin"/>
-            </w:r>
-            <w:r>
-              <w:rPr>
-                <w:noProof/>
-              </w:rPr>
               <w:instrText xml:space="preserve"> PAGEREF _Toc230145571 \h </w:instrText>
-            </w:r>
-            <w:r>
-              <w:rPr>
-                <w:noProof/>
-              </w:rPr>
-            </w:r>
-            <w:r>
-              <w:rPr>
-                <w:noProof/>
-              </w:rPr>
               <w:fldChar w:fldCharType="separate"/>
-            </w:r>
-            <w:r>
-              <w:rPr>
-                <w:noProof/>
-              </w:rPr>
               <w:t>3</w:t>
-            </w:r>
-            <w:r>
-              <w:rPr>
-                <w:noProof/>
-              </w:rPr>
               <w:fldChar w:fldCharType="end"/>
             </w:r>
           </w:hyperlink>
@@ -953,40 +889,10 @@
                 <w:noProof/>
               </w:rPr>
               <w:tab/>
-            </w:r>
-            <w:r>
-              <w:rPr>
-                <w:noProof/>
-              </w:rPr>
               <w:fldChar w:fldCharType="begin"/>
-            </w:r>
-            <w:r>
-              <w:rPr>
-                <w:noProof/>
-              </w:rPr>
               <w:instrText xml:space="preserve"> PAGEREF _Toc230145572 \h </w:instrText>
-            </w:r>
-            <w:r>
-              <w:rPr>
-                <w:noProof/>
-              </w:rPr>
-            </w:r>
-            <w:r>
-              <w:rPr>
-                <w:noProof/>
-              </w:rPr>
               <w:fldChar w:fldCharType="separate"/>
-            </w:r>
-            <w:r>
-              <w:rPr>
-                <w:noProof/>
-              </w:rPr>
               <w:t>4</w:t>
-            </w:r>
-            <w:r>
-              <w:rPr>
-                <w:noProof/>
-              </w:rPr>
               <w:fldChar w:fldCharType="end"/>
             </w:r>
           </w:hyperlink>
@@ -1014,40 +920,10 @@
                 <w:noProof/>
               </w:rPr>
               <w:tab/>
-            </w:r>
-            <w:r>
-              <w:rPr>
-                <w:noProof/>
-              </w:rPr>
               <w:fldChar w:fldCharType="begin"/>
-            </w:r>
-            <w:r>
-              <w:rPr>
-                <w:noProof/>
-              </w:rPr>
               <w:instrText xml:space="preserve"> PAGEREF _Toc230145573 \h </w:instrText>
-            </w:r>
-            <w:r>
-              <w:rPr>
-                <w:noProof/>
-              </w:rPr>
-            </w:r>
-            <w:r>
-              <w:rPr>
-                <w:noProof/>
-              </w:rPr>
               <w:fldChar w:fldCharType="separate"/>
-            </w:r>
-            <w:r>
-              <w:rPr>
-                <w:noProof/>
-              </w:rPr>
               <w:t>5</w:t>
-            </w:r>
-            <w:r>
-              <w:rPr>
-                <w:noProof/>
-              </w:rPr>
               <w:fldChar w:fldCharType="end"/>
             </w:r>
           </w:hyperlink>
@@ -1075,40 +951,10 @@
                 <w:noProof/>
               </w:rPr>
               <w:tab/>
-            </w:r>
-            <w:r>
-              <w:rPr>
-                <w:noProof/>
-              </w:rPr>
               <w:fldChar w:fldCharType="begin"/>
-            </w:r>
-            <w:r>
-              <w:rPr>
-                <w:noProof/>
-              </w:rPr>
               <w:instrText xml:space="preserve"> PAGEREF _Toc230145574 \h </w:instrText>
-            </w:r>
-            <w:r>
-              <w:rPr>
-                <w:noProof/>
-              </w:rPr>
-            </w:r>
-            <w:r>
-              <w:rPr>
-                <w:noProof/>
-              </w:rPr>
               <w:fldChar w:fldCharType="separate"/>
-            </w:r>
-            <w:r>
-              <w:rPr>
-                <w:noProof/>
-              </w:rPr>
               <w:t>6</w:t>
-            </w:r>
-            <w:r>
-              <w:rPr>
-                <w:noProof/>
-              </w:rPr>
               <w:fldChar w:fldCharType="end"/>
             </w:r>
           </w:hyperlink>
@@ -1136,40 +982,10 @@
                 <w:noProof/>
               </w:rPr>
               <w:tab/>
-            </w:r>
-            <w:r>
-              <w:rPr>
-                <w:noProof/>
-              </w:rPr>
               <w:fldChar w:fldCharType="begin"/>
-            </w:r>
-            <w:r>
-              <w:rPr>
-                <w:noProof/>
-              </w:rPr>
               <w:instrText xml:space="preserve"> PAGEREF _Toc230145575 \h </w:instrText>
-            </w:r>
-            <w:r>
-              <w:rPr>
-                <w:noProof/>
-              </w:rPr>
-            </w:r>
-            <w:r>
-              <w:rPr>
-                <w:noProof/>
-              </w:rPr>
               <w:fldChar w:fldCharType="separate"/>
-            </w:r>
-            <w:r>
-              <w:rPr>
-                <w:noProof/>
-              </w:rPr>
               <w:t>6</w:t>
-            </w:r>
-            <w:r>
-              <w:rPr>
-                <w:noProof/>
-              </w:rPr>
               <w:fldChar w:fldCharType="end"/>
             </w:r>
           </w:hyperlink>
@@ -1197,40 +1013,10 @@
                 <w:noProof/>
               </w:rPr>
               <w:tab/>
-            </w:r>
-            <w:r>
-              <w:rPr>
-                <w:noProof/>
-              </w:rPr>
               <w:fldChar w:fldCharType="begin"/>
-            </w:r>
-            <w:r>
-              <w:rPr>
-                <w:noProof/>
-              </w:rPr>
               <w:instrText xml:space="preserve"> PAGEREF _Toc230145576 \h </w:instrText>
-            </w:r>
-            <w:r>
-              <w:rPr>
-                <w:noProof/>
-              </w:rPr>
-            </w:r>
-            <w:r>
-              <w:rPr>
-                <w:noProof/>
-              </w:rPr>
               <w:fldChar w:fldCharType="separate"/>
-            </w:r>
-            <w:r>
-              <w:rPr>
-                <w:noProof/>
-              </w:rPr>
               <w:t>7</w:t>
-            </w:r>
-            <w:r>
-              <w:rPr>
-                <w:noProof/>
-              </w:rPr>
               <w:fldChar w:fldCharType="end"/>
             </w:r>
           </w:hyperlink>
@@ -1258,40 +1044,10 @@
                 <w:noProof/>
               </w:rPr>
               <w:tab/>
-            </w:r>
-            <w:r>
-              <w:rPr>
-                <w:noProof/>
-              </w:rPr>
               <w:fldChar w:fldCharType="begin"/>
-            </w:r>
-            <w:r>
-              <w:rPr>
-                <w:noProof/>
-              </w:rPr>
               <w:instrText xml:space="preserve"> PAGEREF _Toc230145577 \h </w:instrText>
-            </w:r>
-            <w:r>
-              <w:rPr>
-                <w:noProof/>
-              </w:rPr>
-            </w:r>
-            <w:r>
-              <w:rPr>
-                <w:noProof/>
-              </w:rPr>
               <w:fldChar w:fldCharType="separate"/>
-            </w:r>
-            <w:r>
-              <w:rPr>
-                <w:noProof/>
-              </w:rPr>
               <w:t>7</w:t>
-            </w:r>
-            <w:r>
-              <w:rPr>
-                <w:noProof/>
-              </w:rPr>
               <w:fldChar w:fldCharType="end"/>
             </w:r>
           </w:hyperlink>
@@ -1319,40 +1075,10 @@
                 <w:noProof/>
               </w:rPr>
               <w:tab/>
-            </w:r>
-            <w:r>
-              <w:rPr>
-                <w:noProof/>
-              </w:rPr>
               <w:fldChar w:fldCharType="begin"/>
-            </w:r>
-            <w:r>
-              <w:rPr>
-                <w:noProof/>
-              </w:rPr>
               <w:instrText xml:space="preserve"> PAGEREF _Toc230145578 \h </w:instrText>
-            </w:r>
-            <w:r>
-              <w:rPr>
-                <w:noProof/>
-              </w:rPr>
-            </w:r>
-            <w:r>
-              <w:rPr>
-                <w:noProof/>
-              </w:rPr>
               <w:fldChar w:fldCharType="separate"/>
-            </w:r>
-            <w:r>
-              <w:rPr>
-                <w:noProof/>
-              </w:rPr>
               <w:t>9</w:t>
-            </w:r>
-            <w:r>
-              <w:rPr>
-                <w:noProof/>
-              </w:rPr>
               <w:fldChar w:fldCharType="end"/>
             </w:r>
           </w:hyperlink>
@@ -1380,40 +1106,10 @@
                 <w:noProof/>
               </w:rPr>
               <w:tab/>
-            </w:r>
-            <w:r>
-              <w:rPr>
-                <w:noProof/>
-              </w:rPr>
               <w:fldChar w:fldCharType="begin"/>
-            </w:r>
-            <w:r>
-              <w:rPr>
-                <w:noProof/>
-              </w:rPr>
               <w:instrText xml:space="preserve"> PAGEREF _Toc230145579 \h </w:instrText>
-            </w:r>
-            <w:r>
-              <w:rPr>
-                <w:noProof/>
-              </w:rPr>
-            </w:r>
-            <w:r>
-              <w:rPr>
-                <w:noProof/>
-              </w:rPr>
               <w:fldChar w:fldCharType="separate"/>
-            </w:r>
-            <w:r>
-              <w:rPr>
-                <w:noProof/>
-              </w:rPr>
               <w:t>9</w:t>
-            </w:r>
-            <w:r>
-              <w:rPr>
-                <w:noProof/>
-              </w:rPr>
               <w:fldChar w:fldCharType="end"/>
             </w:r>
           </w:hyperlink>
@@ -1441,40 +1137,10 @@
                 <w:noProof/>
               </w:rPr>
               <w:tab/>
-            </w:r>
-            <w:r>
-              <w:rPr>
-                <w:noProof/>
-              </w:rPr>
               <w:fldChar w:fldCharType="begin"/>
-            </w:r>
-            <w:r>
-              <w:rPr>
-                <w:noProof/>
-              </w:rPr>
               <w:instrText xml:space="preserve"> PAGEREF _Toc230145580 \h </w:instrText>
-            </w:r>
-            <w:r>
-              <w:rPr>
-                <w:noProof/>
-              </w:rPr>
-            </w:r>
-            <w:r>
-              <w:rPr>
-                <w:noProof/>
-              </w:rPr>
               <w:fldChar w:fldCharType="separate"/>
-            </w:r>
-            <w:r>
-              <w:rPr>
-                <w:noProof/>
-              </w:rPr>
               <w:t>10</w:t>
-            </w:r>
-            <w:r>
-              <w:rPr>
-                <w:noProof/>
-              </w:rPr>
               <w:fldChar w:fldCharType="end"/>
             </w:r>
           </w:hyperlink>
@@ -1502,40 +1168,10 @@
                 <w:noProof/>
               </w:rPr>
               <w:tab/>
-            </w:r>
-            <w:r>
-              <w:rPr>
-                <w:noProof/>
-              </w:rPr>
               <w:fldChar w:fldCharType="begin"/>
-            </w:r>
-            <w:r>
-              <w:rPr>
-                <w:noProof/>
-              </w:rPr>
               <w:instrText xml:space="preserve"> PAGEREF _Toc230145581 \h </w:instrText>
-            </w:r>
-            <w:r>
-              <w:rPr>
-                <w:noProof/>
-              </w:rPr>
-            </w:r>
-            <w:r>
-              <w:rPr>
-                <w:noProof/>
-              </w:rPr>
               <w:fldChar w:fldCharType="separate"/>
-            </w:r>
-            <w:r>
-              <w:rPr>
-                <w:noProof/>
-              </w:rPr>
               <w:t>10</w:t>
-            </w:r>
-            <w:r>
-              <w:rPr>
-                <w:noProof/>
-              </w:rPr>
               <w:fldChar w:fldCharType="end"/>
             </w:r>
           </w:hyperlink>
@@ -1563,40 +1199,10 @@
                 <w:noProof/>
               </w:rPr>
               <w:tab/>
-            </w:r>
-            <w:r>
-              <w:rPr>
-                <w:noProof/>
-              </w:rPr>
               <w:fldChar w:fldCharType="begin"/>
-            </w:r>
-            <w:r>
-              <w:rPr>
-                <w:noProof/>
-              </w:rPr>
               <w:instrText xml:space="preserve"> PAGEREF _Toc230145582 \h </w:instrText>
-            </w:r>
-            <w:r>
-              <w:rPr>
-                <w:noProof/>
-              </w:rPr>
-            </w:r>
-            <w:r>
-              <w:rPr>
-                <w:noProof/>
-              </w:rPr>
               <w:fldChar w:fldCharType="separate"/>
-            </w:r>
-            <w:r>
-              <w:rPr>
-                <w:noProof/>
-              </w:rPr>
               <w:t>10</w:t>
-            </w:r>
-            <w:r>
-              <w:rPr>
-                <w:noProof/>
-              </w:rPr>
               <w:fldChar w:fldCharType="end"/>
             </w:r>
           </w:hyperlink>
@@ -1624,40 +1230,10 @@
                 <w:noProof/>
               </w:rPr>
               <w:tab/>
-            </w:r>
-            <w:r>
-              <w:rPr>
-                <w:noProof/>
-              </w:rPr>
               <w:fldChar w:fldCharType="begin"/>
-            </w:r>
-            <w:r>
-              <w:rPr>
-                <w:noProof/>
-              </w:rPr>
               <w:instrText xml:space="preserve"> PAGEREF _Toc230145583 \h </w:instrText>
-            </w:r>
-            <w:r>
-              <w:rPr>
-                <w:noProof/>
-              </w:rPr>
-            </w:r>
-            <w:r>
-              <w:rPr>
-                <w:noProof/>
-              </w:rPr>
               <w:fldChar w:fldCharType="separate"/>
-            </w:r>
-            <w:r>
-              <w:rPr>
-                <w:noProof/>
-              </w:rPr>
               <w:t>10</w:t>
-            </w:r>
-            <w:r>
-              <w:rPr>
-                <w:noProof/>
-              </w:rPr>
               <w:fldChar w:fldCharType="end"/>
             </w:r>
           </w:hyperlink>
@@ -1685,40 +1261,10 @@
                 <w:noProof/>
               </w:rPr>
               <w:tab/>
-            </w:r>
-            <w:r>
-              <w:rPr>
-                <w:noProof/>
-              </w:rPr>
               <w:fldChar w:fldCharType="begin"/>
-            </w:r>
-            <w:r>
-              <w:rPr>
-                <w:noProof/>
-              </w:rPr>
               <w:instrText xml:space="preserve"> PAGEREF _Toc230145584 \h </w:instrText>
-            </w:r>
-            <w:r>
-              <w:rPr>
-                <w:noProof/>
-              </w:rPr>
-            </w:r>
-            <w:r>
-              <w:rPr>
-                <w:noProof/>
-              </w:rPr>
               <w:fldChar w:fldCharType="separate"/>
-            </w:r>
-            <w:r>
-              <w:rPr>
-                <w:noProof/>
-              </w:rPr>
               <w:t>11</w:t>
-            </w:r>
-            <w:r>
-              <w:rPr>
-                <w:noProof/>
-              </w:rPr>
               <w:fldChar w:fldCharType="end"/>
             </w:r>
           </w:hyperlink>
@@ -6129,12 +5675,6 @@
                 <w:szCs w:val="22"/>
               </w:rPr>
               <w:t xml:space="preserve">id, arxivId, title, abstract, authors, summary, qualityScore, embedding, isDuplicate, originalPaperId, processingStatus, retryCount, </w:t>
-            </w:r>
-            <w:r>
-              <w:rPr>
-                <w:sz w:val="22"/>
-                <w:szCs w:val="22"/>
-              </w:rPr>
               <w:lastRenderedPageBreak/>
               <w:t>lastError, lastRetryAt, publishedAt, createdAt, updatedAt</w:t>
             </w:r>
@@ -6728,7 +6268,7 @@
                 <w:sz w:val="22"/>
                 <w:szCs w:val="22"/>
               </w:rPr>
-              <w:t>UserService</w:t>
+              <w:t>AuthService</w:t>
             </w:r>
           </w:p>
         </w:tc>
@@ -6784,7 +6324,7 @@
                 <w:sz w:val="22"/>
                 <w:szCs w:val="22"/>
               </w:rPr>
-              <w:t>Đăng ký BCrypt, đăng nhập, hồ sơ, đổi mật khẩu.</w:t>
+              <w:t>Đăng ký (BCrypt), đăng nhập, tạo JWT. Profile và đổi mật khẩu nằm trong UserController.</w:t>
             </w:r>
           </w:p>
         </w:tc>
@@ -7566,7 +7106,7 @@
                 <w:sz w:val="22"/>
                 <w:szCs w:val="22"/>
               </w:rPr>
-              <w:t>GroqSummaryService</w:t>
+              <w:t>GroqService</w:t>
             </w:r>
           </w:p>
         </w:tc>
@@ -7595,7 +7135,7 @@
                 <w:sz w:val="22"/>
                 <w:szCs w:val="22"/>
               </w:rPr>
-              <w:t>RestClient (Groq), Resilience4j</w:t>
+              <w:t>RestClient (Groq)</w:t>
             </w:r>
           </w:p>
         </w:tc>
@@ -7622,7 +7162,7 @@
                 <w:sz w:val="22"/>
                 <w:szCs w:val="22"/>
               </w:rPr>
-              <w:t>Summary + quality_score. RateLimiter 28 req/min.</w:t>
+              <w:t>Summary + quality_score. Delay 2s/call (Groq free tier ~30 RPM).</w:t>
             </w:r>
           </w:p>
         </w:tc>
